--- a/Logs_Doc/Log_RNN.docx
+++ b/Logs_Doc/Log_RNN.docx
@@ -74,8 +74,8 @@
           <w:b/>
           <w:bCs/>
           <w:color w:val="000000"/>
-          <w:sz w:val="28"/>
-          <w:szCs w:val="28"/>
+          <w:sz w:val="24"/>
+          <w:szCs w:val="24"/>
           <w:lang w:bidi="ta-IN"/>
         </w:rPr>
       </w:pPr>
@@ -85,8 +85,8 @@
           <w:b/>
           <w:bCs/>
           <w:color w:val="000000"/>
-          <w:sz w:val="28"/>
-          <w:szCs w:val="28"/>
+          <w:sz w:val="24"/>
+          <w:szCs w:val="24"/>
           <w:lang w:bidi="ta-IN"/>
         </w:rPr>
         <w:t xml:space="preserve">Dataset: </w:t>
@@ -97,8 +97,8 @@
           <w:b/>
           <w:bCs/>
           <w:color w:val="000000"/>
-          <w:sz w:val="28"/>
-          <w:szCs w:val="28"/>
+          <w:sz w:val="24"/>
+          <w:szCs w:val="24"/>
           <w:lang w:bidi="ta-IN"/>
         </w:rPr>
         <w:t>Amazon Reviews Dataset (Twitter Sentiment Analysis Dataset)</w:t>
@@ -109,40 +109,71 @@
         <w:shd w:val="clear" w:color="auto" w:fill="FFFFFF"/>
         <w:spacing w:before="240" w:after="0" w:line="276" w:lineRule="auto"/>
         <w:jc w:val="both"/>
+        <w:rPr>
+          <w:sz w:val="24"/>
+          <w:szCs w:val="24"/>
+        </w:rPr>
+      </w:pPr>
+      <w:r>
         <w:rPr>
           <w:rFonts w:ascii="Times New Roman" w:eastAsia="Times New Roman" w:hAnsi="Times New Roman" w:cs="Times New Roman"/>
           <w:b/>
           <w:bCs/>
           <w:color w:val="000000"/>
-          <w:sz w:val="28"/>
-          <w:szCs w:val="28"/>
+          <w:sz w:val="24"/>
+          <w:szCs w:val="24"/>
           <w:lang w:bidi="ta-IN"/>
         </w:rPr>
-      </w:pPr>
-      <w:r>
-        <w:rPr>
-          <w:rFonts w:ascii="Times New Roman" w:eastAsia="Times New Roman" w:hAnsi="Times New Roman" w:cs="Times New Roman"/>
-          <w:b/>
-          <w:bCs/>
-          <w:color w:val="000000"/>
-          <w:sz w:val="28"/>
-          <w:szCs w:val="28"/>
-          <w:lang w:bidi="ta-IN"/>
-        </w:rPr>
         <w:t xml:space="preserve">Link to dataset: </w:t>
       </w:r>
       <w:hyperlink r:id="rId7" w:history="1">
+        <w:proofErr w:type="spellStart"/>
         <w:r>
           <w:rPr>
             <w:rStyle w:val="Hyperlink"/>
             <w:rFonts w:ascii="Times New Roman" w:eastAsia="Times New Roman" w:hAnsi="Times New Roman" w:cs="Times New Roman"/>
             <w:b/>
             <w:bCs/>
-            <w:sz w:val="28"/>
-            <w:szCs w:val="28"/>
+            <w:sz w:val="24"/>
+            <w:szCs w:val="24"/>
             <w:lang w:bidi="ta-IN"/>
           </w:rPr>
           <w:t>Dataset</w:t>
+        </w:r>
+      </w:hyperlink>
+      <w:proofErr w:type="spellEnd"/>
+    </w:p>
+    <w:p>
+      <w:pPr>
+        <w:shd w:val="clear" w:color="auto" w:fill="FFFFFF"/>
+        <w:spacing w:before="240" w:after="0" w:line="276" w:lineRule="auto"/>
+        <w:jc w:val="both"/>
+        <w:rPr>
+          <w:sz w:val="24"/>
+          <w:szCs w:val="24"/>
+        </w:rPr>
+      </w:pPr>
+      <w:r>
+        <w:rPr>
+          <w:rFonts w:ascii="Times New Roman" w:hAnsi="Times New Roman" w:cs="Times New Roman"/>
+          <w:b/>
+          <w:bCs/>
+          <w:sz w:val="24"/>
+          <w:szCs w:val="24"/>
+        </w:rPr>
+        <w:t xml:space="preserve">Reference Notebook: </w:t>
+      </w:r>
+      <w:hyperlink r:id="rId8" w:history="1">
+        <w:r>
+          <w:rPr>
+            <w:rStyle w:val="Hyperlink"/>
+            <w:rFonts w:ascii="Times New Roman" w:hAnsi="Times New Roman" w:cs="Times New Roman"/>
+            <w:b/>
+            <w:bCs/>
+            <w:sz w:val="24"/>
+            <w:szCs w:val="24"/>
+          </w:rPr>
+          <w:t>Notebook</w:t>
         </w:r>
       </w:hyperlink>
     </w:p>
@@ -596,7 +627,29 @@
                 <w:szCs w:val="24"/>
                 <w:lang w:bidi="ta-IN"/>
               </w:rPr>
-              <w:t>Preprocessed text data, removed special characters, and converted text into numerical embeddings using TensorFlow Hub (GNews Swivel-20dim).</w:t>
+              <w:t>Preprocessed text data, removed special characters, and converted text into numerical embeddings using TensorFlow Hub (</w:t>
+            </w:r>
+            <w:proofErr w:type="spellStart"/>
+            <w:r>
+              <w:rPr>
+                <w:rFonts w:ascii="Times New Roman" w:eastAsia="Times New Roman" w:hAnsi="Times New Roman" w:cs="Times New Roman"/>
+                <w:color w:val="000000"/>
+                <w:sz w:val="24"/>
+                <w:szCs w:val="24"/>
+                <w:lang w:bidi="ta-IN"/>
+              </w:rPr>
+              <w:t>GNews</w:t>
+            </w:r>
+            <w:proofErr w:type="spellEnd"/>
+            <w:r>
+              <w:rPr>
+                <w:rFonts w:ascii="Times New Roman" w:eastAsia="Times New Roman" w:hAnsi="Times New Roman" w:cs="Times New Roman"/>
+                <w:color w:val="000000"/>
+                <w:sz w:val="24"/>
+                <w:szCs w:val="24"/>
+                <w:lang w:bidi="ta-IN"/>
+              </w:rPr>
+              <w:t xml:space="preserve"> Swivel-20dim).</w:t>
             </w:r>
           </w:p>
         </w:tc>
@@ -765,7 +818,29 @@
                 <w:szCs w:val="24"/>
                 <w:lang w:bidi="ta-IN"/>
               </w:rPr>
-              <w:t>Built a basic RNN-based sentiment classifier with SimpleRNN layers and a dense output layer.</w:t>
+              <w:t xml:space="preserve">Built a basic RNN-based sentiment classifier with </w:t>
+            </w:r>
+            <w:proofErr w:type="spellStart"/>
+            <w:r>
+              <w:rPr>
+                <w:rFonts w:ascii="Times New Roman" w:eastAsia="Times New Roman" w:hAnsi="Times New Roman" w:cs="Times New Roman"/>
+                <w:color w:val="000000"/>
+                <w:sz w:val="24"/>
+                <w:szCs w:val="24"/>
+                <w:lang w:bidi="ta-IN"/>
+              </w:rPr>
+              <w:t>SimpleRNN</w:t>
+            </w:r>
+            <w:proofErr w:type="spellEnd"/>
+            <w:r>
+              <w:rPr>
+                <w:rFonts w:ascii="Times New Roman" w:eastAsia="Times New Roman" w:hAnsi="Times New Roman" w:cs="Times New Roman"/>
+                <w:color w:val="000000"/>
+                <w:sz w:val="24"/>
+                <w:szCs w:val="24"/>
+                <w:lang w:bidi="ta-IN"/>
+              </w:rPr>
+              <w:t xml:space="preserve"> layers and a dense output layer.</w:t>
             </w:r>
           </w:p>
         </w:tc>
@@ -1243,7 +1318,29 @@
                 <w:szCs w:val="24"/>
                 <w:lang w:bidi="ta-IN"/>
               </w:rPr>
-              <w:t>Tuned learning rates, batch sizes, and epochs; tested different optimizers (Adam, RMSprop, Nadam).</w:t>
+              <w:t xml:space="preserve">Tuned learning rates, batch sizes, and epochs; tested different optimizers (Adam, RMSprop, </w:t>
+            </w:r>
+            <w:proofErr w:type="spellStart"/>
+            <w:r>
+              <w:rPr>
+                <w:rFonts w:ascii="Times New Roman" w:eastAsia="Times New Roman" w:hAnsi="Times New Roman" w:cs="Times New Roman"/>
+                <w:color w:val="000000"/>
+                <w:sz w:val="24"/>
+                <w:szCs w:val="24"/>
+                <w:lang w:bidi="ta-IN"/>
+              </w:rPr>
+              <w:t>Nadam</w:t>
+            </w:r>
+            <w:proofErr w:type="spellEnd"/>
+            <w:r>
+              <w:rPr>
+                <w:rFonts w:ascii="Times New Roman" w:eastAsia="Times New Roman" w:hAnsi="Times New Roman" w:cs="Times New Roman"/>
+                <w:color w:val="000000"/>
+                <w:sz w:val="24"/>
+                <w:szCs w:val="24"/>
+                <w:lang w:bidi="ta-IN"/>
+              </w:rPr>
+              <w:t>).</w:t>
             </w:r>
           </w:p>
         </w:tc>
@@ -1977,46 +2074,40 @@
     </w:tbl>
     <w:p>
       <w:pPr>
+        <w:shd w:val="clear" w:color="auto" w:fill="FFFFFF"/>
         <w:spacing w:before="240" w:after="0" w:line="276" w:lineRule="auto"/>
-        <w:jc w:val="both"/>
-        <w:rPr>
-          <w:rFonts w:ascii="Times New Roman" w:eastAsia="Times New Roman" w:hAnsi="Times New Roman" w:cs="Times New Roman"/>
+        <w:rPr>
+          <w:rFonts w:ascii="Times New Roman" w:hAnsi="Times New Roman" w:cs="Times New Roman"/>
           <w:b/>
           <w:bCs/>
-          <w:color w:val="000000"/>
-          <w:sz w:val="24"/>
-          <w:szCs w:val="24"/>
-          <w:lang w:bidi="ta-IN"/>
-        </w:rPr>
-      </w:pPr>
-    </w:p>
-    <w:p>
-      <w:pPr>
+          <w:sz w:val="24"/>
+          <w:szCs w:val="24"/>
+        </w:rPr>
+      </w:pPr>
+    </w:p>
+    <w:p>
+      <w:pPr>
+        <w:shd w:val="clear" w:color="auto" w:fill="FFFFFF"/>
         <w:spacing w:before="240" w:after="0" w:line="276" w:lineRule="auto"/>
-        <w:jc w:val="both"/>
-        <w:rPr>
-          <w:rFonts w:ascii="Times New Roman" w:eastAsia="Times New Roman" w:hAnsi="Times New Roman" w:cs="Times New Roman"/>
+        <w:rPr>
+          <w:rFonts w:ascii="Times New Roman" w:hAnsi="Times New Roman" w:cs="Times New Roman"/>
           <w:b/>
           <w:bCs/>
-          <w:color w:val="000000"/>
-          <w:sz w:val="24"/>
-          <w:szCs w:val="24"/>
-          <w:lang w:bidi="ta-IN"/>
-        </w:rPr>
-      </w:pPr>
-    </w:p>
-    <w:p>
-      <w:pPr>
+          <w:sz w:val="24"/>
+          <w:szCs w:val="24"/>
+        </w:rPr>
+      </w:pPr>
+    </w:p>
+    <w:p>
+      <w:pPr>
+        <w:shd w:val="clear" w:color="auto" w:fill="FFFFFF"/>
         <w:spacing w:before="240" w:after="0" w:line="276" w:lineRule="auto"/>
-        <w:jc w:val="both"/>
-        <w:rPr>
-          <w:rFonts w:ascii="Times New Roman" w:eastAsia="Times New Roman" w:hAnsi="Times New Roman" w:cs="Times New Roman"/>
+        <w:rPr>
+          <w:rFonts w:ascii="Times New Roman" w:hAnsi="Times New Roman" w:cs="Times New Roman"/>
           <w:b/>
           <w:bCs/>
-          <w:color w:val="000000"/>
-          <w:sz w:val="24"/>
-          <w:szCs w:val="24"/>
-          <w:lang w:bidi="ta-IN"/>
+          <w:sz w:val="24"/>
+          <w:szCs w:val="24"/>
         </w:rPr>
       </w:pPr>
     </w:p>
@@ -2933,7 +3024,7 @@
                     </pic:cNvPicPr>
                   </pic:nvPicPr>
                   <pic:blipFill>
-                    <a:blip r:embed="rId8">
+                    <a:blip r:embed="rId9">
                       <a:extLst>
                         <a:ext uri="{28A0092B-C50C-407E-A947-70E740481C1C}">
                           <a14:useLocalDpi xmlns:a14="http://schemas.microsoft.com/office/drawing/2010/main" val="0"/>
@@ -3356,7 +3447,7 @@
       </w:pPr>
     </w:p>
     <w:sectPr>
-      <w:headerReference w:type="first" r:id="rId9"/>
+      <w:headerReference w:type="first" r:id="rId10"/>
       <w:pgSz w:w="12240" w:h="15840"/>
       <w:pgMar w:top="1440" w:right="1440" w:bottom="1440" w:left="1440" w:header="720" w:footer="720" w:gutter="0"/>
       <w:cols w:space="720"/>
